--- a/downloads/teacher/05 Materials/Unit 03/Handouts/Handout 03.08 - Toolkit Test Sheet and Toolkit Card.docx
+++ b/downloads/teacher/05 Materials/Unit 03/Handouts/Handout 03.08 - Toolkit Test Sheet and Toolkit Card.docx
@@ -82,17 +82,6 @@
         <w:t xml:space="preserve">Word bank in other languages</w:t>
       </w:r>
       <w:bookmarkEnd w:id="21"/>
-    </w:p>
-    <w:p>
-      <w:pPr>
-        <w:pStyle w:val="FirstParagraph"/>
-      </w:pPr>
-      <w:r>
-        <w:rPr>
-          <w:rStyle w:val="TeacherNote"/>
-        </w:rPr>
-        <w:t xml:space="preserve">[Check with a native speaker before printing.]</w:t>
-      </w:r>
     </w:p>
     <w:tbl>
       <w:tblPr>
@@ -1558,7 +1547,7 @@
         <w:pStyle w:val="BodyText"/>
       </w:pPr>
       <w:r>
-        <w:t xml:space="preserve">The toolkit card is glanced at for three tools, three situations, and a backup line; then it goes back to the student. The two tools on the card are the two tools required on the Stress Plan in Lesson 3.9. Keep the test sheets until the Stress Plan is scored, so a student who lost the card can rebuild it.</w:t>
+        <w:t xml:space="preserve">The toolkit card is glanced at for three tools, three situations, and a backup line; then it goes back to the student. Two of the three tools on the card are the two tools required on the Stress Plan in Lesson 3.9. Keep the test sheets until the Stress Plan is scored, so a student who lost the card can rebuild it.</w:t>
       </w:r>
     </w:p>
     <w:p>
